--- a/revised_submission/GBM_Journal_of_Neuro_Oncology_Revised.docx
+++ b/revised_submission/GBM_Journal_of_Neuro_Oncology_Revised.docx
@@ -38,9 +38,22 @@
           <w:rFonts w:ascii="Times New Roman" w:hAnsi="Times New Roman"/>
           <w:i w:val="0"/>
           <w:sz w:val="22"/>
+        </w:rPr>
+        <w:t>Independent Researcher</w:t>
+      </w:r>
+    </w:p>
+    <w:p>
+      <w:pPr>
+        <w:jc w:val="center"/>
+      </w:pPr>
+      <w:r>
+        <w:rPr>
+          <w:rFonts w:ascii="Times New Roman" w:hAnsi="Times New Roman"/>
+          <w:i w:val="0"/>
+          <w:sz w:val="22"/>
           <w:highlight w:val="yellow"/>
         </w:rPr>
-        <w:t>[AFFILIATION REQUIRED: department, institution, city, country]</w:t>
+        <w:t>[CITY, COUNTRY REQUIRED]</w:t>
       </w:r>
     </w:p>
     <w:p/>
@@ -81,7 +94,7 @@
           <w:i w:val="0"/>
           <w:sz w:val="22"/>
         </w:rPr>
-        <w:t>Main-text word count: 2696</w:t>
+        <w:t>Main-text word count: 2701</w:t>
       </w:r>
     </w:p>
     <w:p>
@@ -101,7 +114,7 @@
           <w:i w:val="0"/>
           <w:sz w:val="22"/>
         </w:rPr>
-        <w:t>Main figures: 3</w:t>
+        <w:t>Main figures: 5</w:t>
       </w:r>
     </w:p>
     <w:p>
@@ -121,7 +134,7 @@
           <w:i w:val="0"/>
           <w:sz w:val="22"/>
         </w:rPr>
-        <w:t>Supplementary figures: 3</w:t>
+        <w:t>Supplementary figures: 2</w:t>
       </w:r>
     </w:p>
     <w:p>
@@ -588,7 +601,7 @@
           <w:i w:val="0"/>
           <w:sz w:val="22"/>
         </w:rPr>
-        <w:t>Academic/investigator sponsorship remained associated with NCO registration in all prespecified sensitivity analyses. Government/cooperative sponsorship remained associated in the strict-glioblastoma, pediatric-title-excluded, ClinicalTrials.gov-only, and enrollment-adjusted analyses, but not under the instrument-confirmed definition (OR, 3.08; 95% CI, 0.86-10.84; P=.083). Radiation was attenuated in the strict-glioblastoma (P=.082) and enrollment-adjusted (P=.078) models. These changes indicate that the direction of several associations was consistent, but their statistical stability depended on outcome definition and analytic subset.</w:t>
+        <w:t>Academic/investigator sponsorship remained associated with NCO registration in all prespecified sensitivity analyses (Supplementary Figure S2). Government/cooperative sponsorship remained associated in the strict-glioblastoma, pediatric-title-excluded, ClinicalTrials.gov-only, and enrollment-adjusted analyses, but not under the instrument-confirmed definition (OR, 3.08; 95% CI, 0.86-10.84; P=.083). Radiation was attenuated in the strict-glioblastoma (P=.082) and enrollment-adjusted (P=.078) models. These changes indicate that the direction of several associations was consistent, but their statistical stability depended on outcome definition and analytic subset.</w:t>
       </w:r>
     </w:p>
     <w:p>
@@ -626,7 +639,7 @@
           <w:i w:val="0"/>
           <w:sz w:val="22"/>
         </w:rPr>
-        <w:t>Modality-stratified estimates suggest that the endpoint gap is not uniform across the therapeutic landscape. NCO registration was lower among immunotherapy and surgical trials than among radiation-containing trials, complementing prior descriptions of heterogeneous endpoint operationalization in glioblastoma immunotherapy trials [4]. This pattern may reflect trial-design conventions, perceived feasibility, or the historical integration of cognitive testing into chemoradiation protocols, but the registry data alone cannot distinguish these explanations. The modality findings nonetheless identify where future endpoint-harmonization efforts may have the greatest leverage.</w:t>
+        <w:t>Modality-stratified estimates suggest that the endpoint gap is not uniform across the therapeutic landscape. NCO registration was lower among immunotherapy and surgical trials than among radiation-containing trials, complementing prior descriptions of heterogeneous endpoint operationalization in glioblastoma immunotherapy trials [4]. This pattern may reflect trial-design conventions, perceived feasibility, or the historical integration of cognitive testing into chemoradiation protocols [12], but the registry data alone cannot distinguish these explanations. The modality findings nonetheless identify where future endpoint-harmonization efforts may have the greatest leverage.</w:t>
       </w:r>
     </w:p>
     <w:p>
@@ -666,7 +679,7 @@
           <w:i w:val="0"/>
           <w:sz w:val="22"/>
         </w:rPr>
-        <w:t>Trial protocols could be asked to justify inclusion or exclusion of objective cognition using an outcome-domain framework consistent with CONSORT-Outcomes principles [7]. A brief ICCTF-based core battery, centralized training, and assessment schedules aligned with imaging visits are candidate remedies, but they should be tested for feasibility and data completeness before being treated as standards [6].</w:t>
+        <w:t>Trial protocols could be asked to justify inclusion or exclusion of objective cognition using an outcome-domain framework consistent with CONSORT-Outcomes principles [7]. A brief ICCTF-based core battery, centralized training, and assessment schedules aligned with imaging visits are candidate remedies, but they should be tested for feasibility and data completeness before being treated as standards [6,11].</w:t>
       </w:r>
     </w:p>
     <w:p>
